--- a/testakten/gesellschaftsrecht-legal-english-frankfurt-startup/15-closing-checkliste-cp.docx
+++ b/testakten/gesellschaftsrecht-legal-english-frankfurt-startup/15-closing-checkliste-cp.docx
@@ -5,21 +5,41 @@
     <w:p>
       <w:pPr>
         <w:pStyle w:val="Heading1"/>
+        <w:spacing w:after="160" w:line="259" w:lineRule="auto"/>
       </w:pPr>
       <w:r>
+        <w:rPr>
+          <w:rFonts w:ascii="Times New Roman" w:hAnsi="Times New Roman"/>
+          <w:b/>
+          <w:sz w:val="28"/>
+        </w:rPr>
         <w:t>15 Closing Checkliste Conditions Precedent</w:t>
       </w:r>
     </w:p>
-    <w:p/>
+    <w:p>
+      <w:pPr>
+        <w:spacing w:line="259" w:lineRule="auto" w:after="60"/>
+      </w:pPr>
+    </w:p>
     <w:p>
       <w:pPr>
         <w:pStyle w:val="Heading2"/>
+        <w:spacing w:before="120" w:after="60" w:line="259" w:lineRule="auto"/>
       </w:pPr>
       <w:r>
+        <w:rPr>
+          <w:rFonts w:ascii="Times New Roman" w:hAnsi="Times New Roman"/>
+          <w:b/>
+          <w:sz w:val="22"/>
+        </w:rPr>
         <w:t>CPs und Deliverables Gesamtübersicht</w:t>
       </w:r>
     </w:p>
-    <w:p/>
+    <w:p>
+      <w:pPr>
+        <w:spacing w:line="259" w:lineRule="auto" w:after="60"/>
+      </w:pPr>
+    </w:p>
     <w:tbl>
       <w:tblPr>
         <w:tblStyle w:val="TableGrid"/>
@@ -4016,11 +4036,19 @@
         </w:tc>
       </w:tr>
     </w:tbl>
-    <w:p/>
-    <w:p/>
     <w:p>
       <w:pPr>
-        <w:spacing w:after="80"/>
+        <w:spacing w:line="259" w:lineRule="auto" w:after="60"/>
+      </w:pPr>
+    </w:p>
+    <w:p>
+      <w:pPr>
+        <w:spacing w:line="259" w:lineRule="auto" w:after="60"/>
+      </w:pPr>
+    </w:p>
+    <w:p>
+      <w:pPr>
+        <w:spacing w:after="80" w:line="259" w:lineRule="auto"/>
         <w:jc w:val="both"/>
       </w:pPr>
       <w:r>
@@ -4031,28 +4059,42 @@
         <w:t>Legende: grün = Standard, kein Risiko. gelb = in Bearbeitung. rot = offene Verhandlungs- oder Klärungsthemen.</w:t>
       </w:r>
     </w:p>
-    <w:p/>
+    <w:p>
+      <w:pPr>
+        <w:spacing w:line="259" w:lineRule="auto" w:after="60"/>
+      </w:pPr>
+    </w:p>
     <w:p>
       <w:pPr>
         <w:pStyle w:val="Heading2"/>
+        <w:spacing w:line="259" w:lineRule="auto" w:after="60"/>
       </w:pPr>
       <w:r>
         <w:t>CPs Detail</w:t>
       </w:r>
     </w:p>
-    <w:p/>
+    <w:p>
+      <w:pPr>
+        <w:spacing w:line="259" w:lineRule="auto" w:after="60"/>
+      </w:pPr>
+    </w:p>
     <w:p>
       <w:pPr>
         <w:pStyle w:val="Heading3"/>
+        <w:spacing w:line="259" w:lineRule="auto" w:after="60"/>
       </w:pPr>
       <w:r>
         <w:t>CP 1: Final Cap Table v18</w:t>
       </w:r>
     </w:p>
-    <w:p/>
     <w:p>
       <w:pPr>
-        <w:spacing w:after="80"/>
+        <w:spacing w:line="259" w:lineRule="auto" w:after="60"/>
+      </w:pPr>
+    </w:p>
+    <w:p>
+      <w:pPr>
+        <w:spacing w:after="80" w:line="259" w:lineRule="auto"/>
         <w:jc w:val="both"/>
       </w:pPr>
       <w:r>
@@ -4063,10 +4105,14 @@
         <w:t>Pre-Money 12 Mio. EUR fully diluted. Pool soll 12 Prozent post-Pool-Shuffle erreichen. Wandlung Tante Ermelind eingerechnet, Variante Valuation Cap.</w:t>
       </w:r>
     </w:p>
-    <w:p/>
     <w:p>
       <w:pPr>
-        <w:spacing w:after="80"/>
+        <w:spacing w:line="259" w:lineRule="auto" w:after="60"/>
+      </w:pPr>
+    </w:p>
+    <w:p>
+      <w:pPr>
+        <w:spacing w:after="80" w:line="259" w:lineRule="auto"/>
         <w:jc w:val="both"/>
       </w:pPr>
       <w:r>
@@ -4077,10 +4123,15 @@
         <w:t>To do bis Closing:</w:t>
       </w:r>
     </w:p>
-    <w:p/>
+    <w:p>
+      <w:pPr>
+        <w:spacing w:line="259" w:lineRule="auto" w:after="60"/>
+      </w:pPr>
+    </w:p>
     <w:p>
       <w:pPr>
         <w:pStyle w:val="ListBullet"/>
+        <w:spacing w:line="259" w:lineRule="auto" w:after="60"/>
       </w:pPr>
       <w:r>
         <w:rPr>
@@ -4093,6 +4144,7 @@
     <w:p>
       <w:pPr>
         <w:pStyle w:val="ListBullet"/>
+        <w:spacing w:line="259" w:lineRule="auto" w:after="60"/>
       </w:pPr>
       <w:r>
         <w:rPr>
@@ -4105,6 +4157,7 @@
     <w:p>
       <w:pPr>
         <w:pStyle w:val="ListBullet"/>
+        <w:spacing w:line="259" w:lineRule="auto" w:after="60"/>
       </w:pPr>
       <w:r>
         <w:rPr>
@@ -4114,19 +4167,28 @@
         <w:t>Wandlung Convertible mit Anteilszahl finalisieren.</w:t>
       </w:r>
     </w:p>
-    <w:p/>
+    <w:p>
+      <w:pPr>
+        <w:spacing w:line="259" w:lineRule="auto" w:after="60"/>
+      </w:pPr>
+    </w:p>
     <w:p>
       <w:pPr>
         <w:pStyle w:val="Heading3"/>
+        <w:spacing w:line="259" w:lineRule="auto" w:after="60"/>
       </w:pPr>
       <w:r>
         <w:t>CP 2: Wandlung Tante Ermelind</w:t>
       </w:r>
     </w:p>
-    <w:p/>
     <w:p>
       <w:pPr>
-        <w:spacing w:after="80"/>
+        <w:spacing w:line="259" w:lineRule="auto" w:after="60"/>
+      </w:pPr>
+    </w:p>
+    <w:p>
+      <w:pPr>
+        <w:spacing w:after="80" w:line="259" w:lineRule="auto"/>
         <w:jc w:val="both"/>
       </w:pPr>
       <w:r>
@@ -4137,10 +4199,14 @@
         <w:t>Beurkundete Übernahmeerklärung Tante Ermelind, Wandlung im Rahmen der Kapitalerhöhung, Anteilszahl nach Wandlungsformel.</w:t>
       </w:r>
     </w:p>
-    <w:p/>
     <w:p>
       <w:pPr>
-        <w:spacing w:after="80"/>
+        <w:spacing w:line="259" w:lineRule="auto" w:after="60"/>
+      </w:pPr>
+    </w:p>
+    <w:p>
+      <w:pPr>
+        <w:spacing w:after="80" w:line="259" w:lineRule="auto"/>
         <w:jc w:val="both"/>
       </w:pPr>
       <w:r>
@@ -4151,10 +4217,15 @@
         <w:t>To do:</w:t>
       </w:r>
     </w:p>
-    <w:p/>
+    <w:p>
+      <w:pPr>
+        <w:spacing w:line="259" w:lineRule="auto" w:after="60"/>
+      </w:pPr>
+    </w:p>
     <w:p>
       <w:pPr>
         <w:pStyle w:val="ListBullet"/>
+        <w:spacing w:line="259" w:lineRule="auto" w:after="60"/>
       </w:pPr>
       <w:r>
         <w:rPr>
@@ -4167,6 +4238,7 @@
     <w:p>
       <w:pPr>
         <w:pStyle w:val="ListBullet"/>
+        <w:spacing w:line="259" w:lineRule="auto" w:after="60"/>
       </w:pPr>
       <w:r>
         <w:rPr>
@@ -4179,6 +4251,7 @@
     <w:p>
       <w:pPr>
         <w:pStyle w:val="ListBullet"/>
+        <w:spacing w:line="259" w:lineRule="auto" w:after="60"/>
       </w:pPr>
       <w:r>
         <w:rPr>
@@ -4188,19 +4261,28 @@
         <w:t>Side Letter Tante Ermelind aufsetzen, sofern Informationsrechte und Pro-Rata gewünscht.</w:t>
       </w:r>
     </w:p>
-    <w:p/>
+    <w:p>
+      <w:pPr>
+        <w:spacing w:line="259" w:lineRule="auto" w:after="60"/>
+      </w:pPr>
+    </w:p>
     <w:p>
       <w:pPr>
         <w:pStyle w:val="Heading3"/>
+        <w:spacing w:line="259" w:lineRule="auto" w:after="60"/>
       </w:pPr>
       <w:r>
         <w:t>CP 5 und CP 6: SHA und Investment Agreement</w:t>
       </w:r>
     </w:p>
-    <w:p/>
     <w:p>
       <w:pPr>
-        <w:spacing w:after="80"/>
+        <w:spacing w:line="259" w:lineRule="auto" w:after="60"/>
+      </w:pPr>
+    </w:p>
+    <w:p>
+      <w:pPr>
+        <w:spacing w:after="80" w:line="259" w:lineRule="auto"/>
         <w:jc w:val="both"/>
       </w:pPr>
       <w:r>
@@ -4211,10 +4293,15 @@
         <w:t>Offene Markup-Punkte aus Datei 11 abarbeiten:</w:t>
       </w:r>
     </w:p>
-    <w:p/>
+    <w:p>
+      <w:pPr>
+        <w:spacing w:line="259" w:lineRule="auto" w:after="60"/>
+      </w:pPr>
+    </w:p>
     <w:p>
       <w:pPr>
         <w:pStyle w:val="ListBullet"/>
+        <w:spacing w:line="259" w:lineRule="auto" w:after="60"/>
       </w:pPr>
       <w:r>
         <w:rPr>
@@ -4227,6 +4314,7 @@
     <w:p>
       <w:pPr>
         <w:pStyle w:val="ListBullet"/>
+        <w:spacing w:line="259" w:lineRule="auto" w:after="60"/>
       </w:pPr>
       <w:r>
         <w:rPr>
@@ -4239,6 +4327,7 @@
     <w:p>
       <w:pPr>
         <w:pStyle w:val="ListBullet"/>
+        <w:spacing w:line="259" w:lineRule="auto" w:after="60"/>
       </w:pPr>
       <w:r>
         <w:rPr>
@@ -4251,6 +4340,7 @@
     <w:p>
       <w:pPr>
         <w:pStyle w:val="ListBullet"/>
+        <w:spacing w:line="259" w:lineRule="auto" w:after="60"/>
       </w:pPr>
       <w:r>
         <w:rPr>
@@ -4260,19 +4350,28 @@
         <w:t>Reserved Matters Liste finalisieren</w:t>
       </w:r>
     </w:p>
-    <w:p/>
+    <w:p>
+      <w:pPr>
+        <w:spacing w:line="259" w:lineRule="auto" w:after="60"/>
+      </w:pPr>
+    </w:p>
     <w:p>
       <w:pPr>
         <w:pStyle w:val="Heading3"/>
+        <w:spacing w:line="259" w:lineRule="auto" w:after="60"/>
       </w:pPr>
       <w:r>
         <w:t>CP 10: Disclosure Letter</w:t>
       </w:r>
     </w:p>
-    <w:p/>
     <w:p>
       <w:pPr>
-        <w:spacing w:after="80"/>
+        <w:spacing w:line="259" w:lineRule="auto" w:after="60"/>
+      </w:pPr>
+    </w:p>
+    <w:p>
+      <w:pPr>
+        <w:spacing w:after="80" w:line="259" w:lineRule="auto"/>
         <w:jc w:val="both"/>
       </w:pPr>
       <w:r>
@@ -4283,10 +4382,15 @@
         <w:t>Spielt die Reps and Warranties aus dem SPA-Teil. Hier eintragen:</w:t>
       </w:r>
     </w:p>
-    <w:p/>
+    <w:p>
+      <w:pPr>
+        <w:spacing w:line="259" w:lineRule="auto" w:after="60"/>
+      </w:pPr>
+    </w:p>
     <w:p>
       <w:pPr>
         <w:pStyle w:val="ListBullet"/>
+        <w:spacing w:line="259" w:lineRule="auto" w:after="60"/>
       </w:pPr>
       <w:r>
         <w:rPr>
@@ -4299,6 +4403,7 @@
     <w:p>
       <w:pPr>
         <w:pStyle w:val="ListBullet"/>
+        <w:spacing w:line="259" w:lineRule="auto" w:after="60"/>
       </w:pPr>
       <w:r>
         <w:rPr>
@@ -4311,6 +4416,7 @@
     <w:p>
       <w:pPr>
         <w:pStyle w:val="ListBullet"/>
+        <w:spacing w:line="259" w:lineRule="auto" w:after="60"/>
       </w:pPr>
       <w:r>
         <w:rPr>
@@ -4323,6 +4429,7 @@
     <w:p>
       <w:pPr>
         <w:pStyle w:val="ListBullet"/>
+        <w:spacing w:line="259" w:lineRule="auto" w:after="60"/>
       </w:pPr>
       <w:r>
         <w:rPr>
@@ -4335,6 +4442,7 @@
     <w:p>
       <w:pPr>
         <w:pStyle w:val="ListBullet"/>
+        <w:spacing w:line="259" w:lineRule="auto" w:after="60"/>
       </w:pPr>
       <w:r>
         <w:rPr>
@@ -4344,19 +4452,28 @@
         <w:t>Beiratsbeschlüsse Slack-Stichpunkte.</w:t>
       </w:r>
     </w:p>
-    <w:p/>
+    <w:p>
+      <w:pPr>
+        <w:spacing w:line="259" w:lineRule="auto" w:after="60"/>
+      </w:pPr>
+    </w:p>
     <w:p>
       <w:pPr>
         <w:pStyle w:val="Heading3"/>
+        <w:spacing w:line="259" w:lineRule="auto" w:after="60"/>
       </w:pPr>
       <w:r>
         <w:t>CP 22: IP-Bereinigung Entwicklerverträge</w:t>
       </w:r>
     </w:p>
-    <w:p/>
     <w:p>
       <w:pPr>
-        <w:spacing w:after="80"/>
+        <w:spacing w:line="259" w:lineRule="auto" w:after="60"/>
+      </w:pPr>
+    </w:p>
+    <w:p>
+      <w:pPr>
+        <w:spacing w:after="80" w:line="259" w:lineRule="auto"/>
         <w:jc w:val="both"/>
       </w:pPr>
       <w:r>
@@ -4367,19 +4484,28 @@
         <w:t>DD-Red-Flag 05. Bis Closing: ergänzende Abtretungserklärung der Entwickler, beidseitig unterzeichnet, schriftliche Bestätigung der Übertragung nach deutschem Recht (Paragraf 31 ff. UrhG).</w:t>
       </w:r>
     </w:p>
-    <w:p/>
+    <w:p>
+      <w:pPr>
+        <w:spacing w:line="259" w:lineRule="auto" w:after="60"/>
+      </w:pPr>
+    </w:p>
     <w:p>
       <w:pPr>
         <w:pStyle w:val="Heading2"/>
+        <w:spacing w:line="259" w:lineRule="auto" w:after="60"/>
       </w:pPr>
       <w:r>
         <w:t>CP-Vergleich gegen Term-Sheet-CP-Liste</w:t>
       </w:r>
     </w:p>
-    <w:p/>
     <w:p>
       <w:pPr>
-        <w:spacing w:after="80"/>
+        <w:spacing w:line="259" w:lineRule="auto" w:after="60"/>
+      </w:pPr>
+    </w:p>
+    <w:p>
+      <w:pPr>
+        <w:spacing w:after="80" w:line="259" w:lineRule="auto"/>
         <w:jc w:val="both"/>
       </w:pPr>
       <w:r>
@@ -4390,7 +4516,11 @@
         <w:t>Hildemar muss vor Closing prüfen: was steht im Term Sheet als CP, was steht in der CP-Liste oben, und wo gibt es Lücken oder Doppelungen.</w:t>
       </w:r>
     </w:p>
-    <w:p/>
+    <w:p>
+      <w:pPr>
+        <w:spacing w:line="259" w:lineRule="auto" w:after="60"/>
+      </w:pPr>
+    </w:p>
     <w:tbl>
       <w:tblPr>
         <w:tblStyle w:val="TableGrid"/>
@@ -4800,20 +4930,34 @@
         </w:tc>
       </w:tr>
     </w:tbl>
-    <w:p/>
-    <w:p/>
+    <w:p>
+      <w:pPr>
+        <w:spacing w:line="259" w:lineRule="auto" w:after="60"/>
+      </w:pPr>
+    </w:p>
+    <w:p>
+      <w:pPr>
+        <w:spacing w:line="259" w:lineRule="auto" w:after="60"/>
+      </w:pPr>
+    </w:p>
     <w:p>
       <w:pPr>
         <w:pStyle w:val="Heading2"/>
+        <w:spacing w:line="259" w:lineRule="auto" w:after="60"/>
       </w:pPr>
       <w:r>
         <w:t>Post-Closing-Themen</w:t>
       </w:r>
     </w:p>
-    <w:p/>
+    <w:p>
+      <w:pPr>
+        <w:spacing w:line="259" w:lineRule="auto" w:after="60"/>
+      </w:pPr>
+    </w:p>
     <w:p>
       <w:pPr>
         <w:pStyle w:val="ListBullet"/>
+        <w:spacing w:line="259" w:lineRule="auto" w:after="60"/>
       </w:pPr>
       <w:r>
         <w:rPr>
@@ -4826,6 +4970,7 @@
     <w:p>
       <w:pPr>
         <w:pStyle w:val="ListBullet"/>
+        <w:spacing w:line="259" w:lineRule="auto" w:after="60"/>
       </w:pPr>
       <w:r>
         <w:rPr>
@@ -4838,6 +4983,7 @@
     <w:p>
       <w:pPr>
         <w:pStyle w:val="ListBullet"/>
+        <w:spacing w:line="259" w:lineRule="auto" w:after="60"/>
       </w:pPr>
       <w:r>
         <w:rPr>
@@ -4850,6 +4996,7 @@
     <w:p>
       <w:pPr>
         <w:pStyle w:val="ListBullet"/>
+        <w:spacing w:line="259" w:lineRule="auto" w:after="60"/>
       </w:pPr>
       <w:r>
         <w:rPr>
@@ -4862,6 +5009,7 @@
     <w:p>
       <w:pPr>
         <w:pStyle w:val="ListBullet"/>
+        <w:spacing w:line="259" w:lineRule="auto" w:after="60"/>
       </w:pPr>
       <w:r>
         <w:rPr>
@@ -4874,6 +5022,7 @@
     <w:p>
       <w:pPr>
         <w:pStyle w:val="ListBullet"/>
+        <w:spacing w:line="259" w:lineRule="auto" w:after="60"/>
       </w:pPr>
       <w:r>
         <w:rPr>
@@ -4883,19 +5032,28 @@
         <w:t>Quartalsweise Information-Rights-Stack scharf stellen.</w:t>
       </w:r>
     </w:p>
-    <w:p/>
+    <w:p>
+      <w:pPr>
+        <w:spacing w:line="259" w:lineRule="auto" w:after="60"/>
+      </w:pPr>
+    </w:p>
     <w:p>
       <w:pPr>
         <w:pStyle w:val="Heading2"/>
+        <w:spacing w:line="259" w:lineRule="auto" w:after="60"/>
       </w:pPr>
       <w:r>
         <w:t>Senior-Review-Gates</w:t>
       </w:r>
     </w:p>
-    <w:p/>
     <w:p>
       <w:pPr>
-        <w:spacing w:after="80"/>
+        <w:spacing w:line="259" w:lineRule="auto" w:after="60"/>
+      </w:pPr>
+    </w:p>
+    <w:p>
+      <w:pPr>
+        <w:spacing w:after="80" w:line="259" w:lineRule="auto"/>
         <w:jc w:val="both"/>
       </w:pPr>
       <w:r>
@@ -4906,10 +5064,15 @@
         <w:t>Vor Closing prüft Adelheid:</w:t>
       </w:r>
     </w:p>
-    <w:p/>
+    <w:p>
+      <w:pPr>
+        <w:spacing w:line="259" w:lineRule="auto" w:after="60"/>
+      </w:pPr>
+    </w:p>
     <w:p>
       <w:pPr>
         <w:pStyle w:val="ListNumber"/>
+        <w:spacing w:line="259" w:lineRule="auto" w:after="60"/>
       </w:pPr>
       <w:r>
         <w:rPr>
@@ -4922,6 +5085,7 @@
     <w:p>
       <w:pPr>
         <w:pStyle w:val="ListNumber"/>
+        <w:spacing w:line="259" w:lineRule="auto" w:after="60"/>
       </w:pPr>
       <w:r>
         <w:rPr>
@@ -4934,6 +5098,7 @@
     <w:p>
       <w:pPr>
         <w:pStyle w:val="ListNumber"/>
+        <w:spacing w:line="259" w:lineRule="auto" w:after="60"/>
       </w:pPr>
       <w:r>
         <w:rPr>
@@ -4946,6 +5111,7 @@
     <w:p>
       <w:pPr>
         <w:pStyle w:val="ListNumber"/>
+        <w:spacing w:line="259" w:lineRule="auto" w:after="60"/>
       </w:pPr>
       <w:r>
         <w:rPr>
@@ -4958,6 +5124,7 @@
     <w:p>
       <w:pPr>
         <w:pStyle w:val="ListNumber"/>
+        <w:spacing w:line="259" w:lineRule="auto" w:after="60"/>
       </w:pPr>
       <w:r>
         <w:rPr>
@@ -4970,6 +5137,7 @@
     <w:p>
       <w:pPr>
         <w:pStyle w:val="ListNumber"/>
+        <w:spacing w:line="259" w:lineRule="auto" w:after="60"/>
       </w:pPr>
       <w:r>
         <w:rPr>
@@ -4983,7 +5151,7 @@
       <w:headerReference w:type="default" r:id="rId9"/>
       <w:footerReference w:type="default" r:id="rId10"/>
       <w:pgSz w:w="11909" w:h="16834"/>
-      <w:pgMar w:top="1037" w:right="1123" w:bottom="1037" w:left="1123" w:header="720" w:footer="720" w:gutter="0"/>
+      <w:pgMar w:top="1191" w:right="1247" w:bottom="1134" w:left="1361" w:header="720" w:footer="720" w:gutter="0"/>
       <w:cols w:space="720"/>
       <w:docGrid w:linePitch="360"/>
     </w:sectPr>
@@ -5382,7 +5550,7 @@
     <w:rsid w:val="00FC693F"/>
     <w:rPr>
       <w:rFonts w:ascii="Times New Roman" w:hAnsi="Times New Roman"/>
-      <w:sz w:val="21"/>
+      <w:sz w:val="22"/>
     </w:rPr>
   </w:style>
   <w:style w:type="paragraph" w:styleId="Header">
@@ -5448,7 +5616,7 @@
       <w:b/>
       <w:bCs/>
       <w:color w:val="365F91" w:themeColor="accent1" w:themeShade="BF"/>
-      <w:sz w:val="30"/>
+      <w:sz w:val="28"/>
       <w:szCs w:val="28"/>
     </w:rPr>
   </w:style>
@@ -5472,7 +5640,7 @@
       <w:b/>
       <w:bCs/>
       <w:color w:val="4F81BD" w:themeColor="accent1"/>
-      <w:sz w:val="25"/>
+      <w:sz w:val="24"/>
       <w:szCs w:val="26"/>
     </w:rPr>
   </w:style>
@@ -5734,11 +5902,12 @@
       <w:contextualSpacing/>
     </w:pPr>
     <w:rPr>
-      <w:rFonts w:asciiTheme="majorHAnsi" w:eastAsiaTheme="majorEastAsia" w:hAnsiTheme="majorHAnsi" w:cstheme="majorBidi"/>
+      <w:rFonts w:asciiTheme="majorHAnsi" w:eastAsiaTheme="majorEastAsia" w:hAnsiTheme="majorHAnsi" w:cstheme="majorBidi" w:ascii="Times New Roman" w:hAnsi="Times New Roman"/>
+      <w:b/>
       <w:color w:val="17365D" w:themeColor="text2" w:themeShade="BF"/>
       <w:spacing w:val="5"/>
       <w:kern w:val="28"/>
-      <w:sz w:val="52"/>
+      <w:sz w:val="30"/>
       <w:szCs w:val="52"/>
     </w:rPr>
   </w:style>
